--- a/thinking-os-plan-v0.2.docx
+++ b/thinking-os-plan-v0.2.docx
@@ -218,7 +218,7 @@
         <w:spacing w:after="80"/>
       </w:pPr>
       <w:r>
-        <w:t xml:space="preserve">根拠</w:t>
+        <w:t xml:space="preserve">事実</w:t>
       </w:r>
     </w:p>
     <w:p>
@@ -580,7 +580,7 @@
         <w:spacing w:after="80"/>
       </w:pPr>
       <w:r>
-        <w:t xml:space="preserve">アイデア／仮説／根拠／判断／未解決事項／タスクの抽出</w:t>
+        <w:t xml:space="preserve">アイデア／仮説／事実／判断／未解決事項／タスクの抽出</w:t>
       </w:r>
     </w:p>
     <w:p>
@@ -940,7 +940,7 @@
         <w:spacing w:after="80"/>
       </w:pPr>
       <w:r>
-        <w:t xml:space="preserve">ノード：単一の集合とし、type属性（アイデア／仮説／根拠／判断／未解決事項／タスク）を持たせる。ノードごとにテーブルを分けない。</w:t>
+        <w:t xml:space="preserve">ノード：単一の集合とし、type属性（アイデア／仮説／事実／判断／未解決事項／タスク）を持たせる。ノードごとにテーブルを分けない。</w:t>
       </w:r>
     </w:p>
     <w:p>
@@ -966,7 +966,7 @@
         <w:spacing w:after="80"/>
       </w:pPr>
       <w:r>
-        <w:t xml:space="preserve">エッジのラベル語彙：初期候補は「対比」「帰結」「想起」。Step5で自由入力可能なテキスト項目とする方針に確定し、固定リストへの強制はしないこととした（詳細はdocs/step5-build-plan.md参照）。</w:t>
+        <w:t xml:space="preserve">エッジのラベル語彙：初期候補は「対比」「帰結」「想起」「根拠」「反証」。Step5で自由入力可能なテキスト項目とする方針に確定し、固定リストへの強制はしないこととした（詳細はdocs/step5-build-plan.md参照）。「根拠」「反証」は2026-08-03改訂で追加（詳細はdocs/knowledge-model-revision.md参照）。</w:t>
       </w:r>
     </w:p>
     <w:p>
@@ -1008,7 +1008,7 @@
           <w:iCs/>
           <w:color w:val="555555"/>
         </w:rPr>
-        <w:t xml:space="preserve">v0.1からの変更：検討課題Aに数学的な骨格（集合論・グラフ理論ベース）を明記。v0.2での変更：エッジの永続化方針をStep5で確定（上記反映）。</w:t>
+        <w:t xml:space="preserve">v0.1からの変更：検討課題Aに数学的な骨格（集合論・グラフ理論ベース）を明記。v0.2での変更：エッジの永続化方針をStep5で確定（上記反映）。2026-08-03の改訂：ノードtypeから「根拠」を削除し「事実」を追加。「根拠」は単体で存在せず常に「何かを支える」関係込みで意味を持ち、同じ事実が命題によって根拠にも反証にもなりうるため、typeではなくエッジのラベルとして表現する方針に変更した（ドッグフーディング2日目に発見、PDMレビュー済み。詳細はdocs/knowledge-model-revision.md参照）。</w:t>
       </w:r>
     </w:p>
     <w:p>
